--- a/AB_Cloud_Quantum_Research/modules/core_spectrum/computations/V07_arithmetic_trace/monograph_en.docx
+++ b/AB_Cloud_Quantum_Research/modules/core_spectrum/computations/V07_arithmetic_trace/monograph_en.docx
@@ -329,7 +329,7 @@
         <w:jc w:val="both"/>
       </w:pPr>
       <w:r>
-        <w:t>PC0 — the main arithmetic positive control: the fluctuation of the unfolded heat trace of a zero window, D(u) = u·Σ e^{−u·N̄(γ)} − (1 − e^{−uX}), correlates with the prime comb P(u) = Σ Λ(n)/√n·u/(u²+ln²n) at r = +0.9996 (the reference with 2M zeros: +0.9998). For lattice gates the same metric gives r_EF = 0.77 ± 0.24 with residual ≥ 0.115 against 0.027 for PC0 — a gap of ≈ 0.6 orders: the prime comb is invisible in gate traces.</w:t>
+        <w:t>PC0 — the main arithmetic positive control: the fluctuation of the unfolded heat trace of a zero window, D(u) = u·Σ e^{−u·N̄(γ)} − (1 − e^{−uX}), correlates with the prime comb P(u) = Σ Λ(n)/√n·u/(u²+ln²n) at r = +0.9996 (the reference with 2M zeros: +0.9998). For lattice gates the same metric gives r_EF = 0.77 ± 0.24 with residual ≥ 0.115 against 0.027 for PC0 — a gap of ≈ 0.6 orders by residual: the trace branch is conservative (the v2.0.8 reading — the finite-size branch of the convergence ladder). The best gate of the battery (Nv = 16, the working window) reaches r_EF = 0.993 with residual 11.5% — the family holds the level; the residual is the finite-size part.</w:t>
       </w:r>
     </w:p>
     <w:p>
@@ -829,7 +829,7 @@
               <w:rPr>
                 <w:sz w:val="17"/>
               </w:rPr>
-              <w:t>0.77 ± 0.24 (resid ≥ 0.115)</w:t>
+              <w:t>0.77 ± 0.24 (resid ≥ 0.115; best Nv=16: 0.993)</w:t>
             </w:r>
           </w:p>
         </w:tc>
@@ -871,7 +871,7 @@
               <w:rPr>
                 <w:sz w:val="17"/>
               </w:rPr>
-              <w:t>no primes</w:t>
+              <w:t>conservative branch</w:t>
             </w:r>
           </w:p>
         </w:tc>
